--- a/backend/templates/Generated_Paper_OCS353.docx
+++ b/backend/templates/Generated_Paper_OCS353.docx
@@ -1342,7 +1342,7 @@
               <w:pStyle w:val="NormalWeb"/>
             </w:pPr>
             <w:r>
-              <w:t>Define Data Science.</w:t>
+              <w:t>List two benefits of Data Warehousing.</w:t>
             </w:r>
           </w:p>
         </w:tc>
@@ -1372,7 +1372,7 @@
                 <w:sz w:val="24"/>
                 <w:szCs w:val="24"/>
               </w:rPr>
-              <w:t>K1</w:t>
+              <w:t>K2</w:t>
             </w:r>
           </w:p>
         </w:tc>
@@ -1451,7 +1451,7 @@
               </w:rPr>
             </w:pPr>
             <w:r>
-              <w:t>List two major benefits of Data Science in business.</w:t>
+              <w:t>Differentiate between Data Mining and Data Analysis.</w:t>
             </w:r>
           </w:p>
         </w:tc>
@@ -1551,7 +1551,7 @@
               <w:pStyle w:val="NormalWeb"/>
             </w:pPr>
             <w:r>
-              <w:t>Differentiate between structured and unstructured data.</w:t>
+              <w:t>What is a Data Warehouse?</w:t>
             </w:r>
           </w:p>
         </w:tc>
@@ -1575,7 +1575,7 @@
                 <w:sz w:val="24"/>
                 <w:szCs w:val="24"/>
               </w:rPr>
-              <w:t>K2</w:t>
+              <w:t>K1</w:t>
             </w:r>
           </w:p>
         </w:tc>
@@ -1646,7 +1646,7 @@
               <w:pStyle w:val="NormalWeb"/>
             </w:pPr>
             <w:r>
-              <w:t>What are the main facets of data?</w:t>
+              <w:t>Differentiate between OLAP and OLTP.</w:t>
             </w:r>
           </w:p>
         </w:tc>
@@ -1670,7 +1670,7 @@
                 <w:sz w:val="24"/>
                 <w:szCs w:val="24"/>
               </w:rPr>
-              <w:t>K1</w:t>
+              <w:t>K2</w:t>
             </w:r>
           </w:p>
         </w:tc>
@@ -1741,7 +1741,7 @@
               <w:pStyle w:val="NormalWeb"/>
             </w:pPr>
             <w:r>
-              <w:t>Write the stages of the Data Science process.</w:t>
+              <w:t>Give an example of a business using Data Warehousing.</w:t>
             </w:r>
           </w:p>
         </w:tc>
@@ -1834,7 +1834,7 @@
               <w:rPr>
                 <w:rFonts w:ascii="Times New Roman" w:hAnsi="Times New Roman"/>
               </w:rPr>
-              <w:t>Define Exploratory Data Analysis.</w:t>
+              <w:t>What is a Data Warehouse?</w:t>
             </w:r>
           </w:p>
         </w:tc>
@@ -1932,7 +1932,7 @@
                 <w:sz w:val="24"/>
                 <w:szCs w:val="24"/>
               </w:rPr>
-              <w:t>Mention two ways to present findings in Data Science.</w:t>
+              <w:t>List two benefits of Data Warehousing.</w:t>
             </w:r>
           </w:p>
         </w:tc>
@@ -2034,7 +2034,7 @@
                 <w:sz w:val="24"/>
                 <w:szCs w:val="24"/>
               </w:rPr>
-              <w:t>Differentiate between Data Mining and Data Analysis.</w:t>
+              <w:t>Define mean and median.</w:t>
             </w:r>
           </w:p>
         </w:tc>
@@ -2127,7 +2127,7 @@
               <w:spacing w:before="0" w:beforeAutospacing="0" w:after="0" w:afterAutospacing="0"/>
             </w:pPr>
             <w:r>
-              <w:t>State two uses of Data Mining.</w:t>
+              <w:t>What is mode? Give an example.</w:t>
             </w:r>
           </w:p>
         </w:tc>
@@ -2156,7 +2156,7 @@
                 <w:sz w:val="24"/>
                 <w:szCs w:val="24"/>
               </w:rPr>
-              <w:t>K1</w:t>
+              <w:t>K2</w:t>
             </w:r>
           </w:p>
         </w:tc>
@@ -2234,7 +2234,7 @@
               </w:rPr>
             </w:pPr>
             <w:r>
-              <w:t>Define Data Mining.</w:t>
+              <w:t>What is variance in statistics?</w:t>
             </w:r>
             <w:r/>
           </w:p>
@@ -2264,7 +2264,7 @@
                 <w:sz w:val="24"/>
                 <w:szCs w:val="24"/>
               </w:rPr>
-              <w:t>K1</w:t>
+              <w:t>K2</w:t>
             </w:r>
           </w:p>
         </w:tc>
@@ -2610,7 +2610,7 @@
                 <w:sz w:val="24"/>
                 <w:szCs w:val="24"/>
               </w:rPr>
-              <w:t>Explain the overall Data Science process with a neat diagram.</w:t>
+              <w:t>Discuss the applications of Data Mining in marketing, banking, and fraud detection.</w:t>
             </w:r>
           </w:p>
         </w:tc>
@@ -2826,7 +2826,7 @@
               </w:rPr>
             </w:pPr>
             <w:r>
-              <w:t>Discuss the applications of Data Mining in marketing, banking, and fraud detection.</w:t>
+              <w:t>Differentiate between descriptive and predictive Data Mining approaches with examples.</w:t>
             </w:r>
           </w:p>
         </w:tc>
@@ -2851,7 +2851,7 @@
                 <w:sz w:val="24"/>
                 <w:szCs w:val="24"/>
               </w:rPr>
-              <w:t>K4</w:t>
+              <w:t>K3</w:t>
             </w:r>
           </w:p>
         </w:tc>
@@ -2939,7 +2939,7 @@
               <w:pStyle w:val="NormalWeb"/>
             </w:pPr>
             <w:r>
-              <w:t>How is sorting performed in NumPy arrays? Give examples for 1D and 2D arrays.</w:t>
+              <w:t>Write short notes on IPython Magic Commands with suitable examples.</w:t>
             </w:r>
             <w:r>
               <w:rPr>
@@ -3139,7 +3139,7 @@
               <w:pStyle w:val="NormalWeb"/>
             </w:pPr>
             <w:r>
-              <w:t>Explain structured arrays in NumPy. What are their applications?</w:t>
+              <w:t>Differentiate between NumPy arrays and Python lists with examples.</w:t>
             </w:r>
             <w:r>
               <w:rPr>
@@ -3165,7 +3165,7 @@
               <w:rPr>
                 <w:rFonts w:ascii="Times New Roman" w:hAnsi="Times New Roman"/>
               </w:rPr>
-              <w:t>K3</w:t>
+              <w:t>K2</w:t>
             </w:r>
           </w:p>
         </w:tc>
@@ -3259,7 +3259,7 @@
               <w:pStyle w:val="NormalWeb"/>
             </w:pPr>
             <w:r>
-              <w:t>Explain reinforcement learning and how it differs from supervised learning.</w:t>
+              <w:t>Explain the importance of labeled data in supervised learning.</w:t>
             </w:r>
           </w:p>
         </w:tc>
@@ -3495,7 +3495,7 @@
                 <w:sz w:val="24"/>
                 <w:szCs w:val="24"/>
               </w:rPr>
-              <w:t>Describe the role of model evaluation and validation in the modeling process.</w:t>
+              <w:t>Discuss applications of unsupervised learning in business or real life.</w:t>
             </w:r>
           </w:p>
         </w:tc>
@@ -3630,7 +3630,7 @@
               </w:rPr>
             </w:pPr>
             <w:r>
-              <w:t>Explain the steps involved in importing and using Matplotlib for basic plotting.</w:t>
+              <w:t>Write a Python program to create and customize a histogram.</w:t>
             </w:r>
             <w:r/>
             <w:r/>
@@ -3859,7 +3859,7 @@
               <w:pStyle w:val="NormalWeb"/>
             </w:pPr>
             <w:r>
-              <w:t>Write a Python program to draw a simple line plot with axis labels and title.</w:t>
+              <w:t>Explain how legends and colors improve visualization in Matplotlib with examples.</w:t>
             </w:r>
           </w:p>
         </w:tc>
@@ -3999,7 +3999,7 @@
               </w:rPr>
             </w:pPr>
             <w:r>
-              <w:t>Explain the case study of predicting malicious URLs with suitable techniques.</w:t>
+              <w:t>Discuss the types of recommender systems with examples.</w:t>
             </w:r>
             <w:r>
               <w:rPr>
@@ -4253,7 +4253,7 @@
               </w:rPr>
             </w:pPr>
             <w:r>
-              <w:t>How can machine learning be applied to predict malicious URLs? Discuss features and methods.</w:t>
+              <w:t>List and explain the tools and techniques needed for handling and analyzing large data.</w:t>
             </w:r>
             <w:r>
               <w:rPr>
@@ -4614,7 +4614,9 @@
                 <w:sz w:val="24"/>
                 <w:szCs w:val="24"/>
               </w:rPr>
-              <w:t>Discuss the impact of poor data quality on the success of a Data Science project. Suggest strategies to improve data quality.</w:t>
+              <w:t xml:space="preserve">Describe in detail different methods of combining datasets in </w:t>
+              <w:br/>
+              <w:t>Pandas: concatenation, merging, and join operations with examples.</w:t>
             </w:r>
             <w:r>
               <w:rPr>
@@ -4676,7 +4678,7 @@
                 <w:sz w:val="24"/>
                 <w:szCs w:val="24"/>
               </w:rPr>
-              <w:t>CO1</w:t>
+              <w:t>CO2</w:t>
             </w:r>
           </w:p>
         </w:tc>
@@ -4834,7 +4836,7 @@
                 <w:sz w:val="22"/>
                 <w:szCs w:val="22"/>
               </w:rPr>
-              <w:t>Write detailed notes on evaluation metrics used in supervised learning models.</w:t>
+              <w:t>Explain how NumPy and Pandas achieve high performance. Discuss vectorization, broadcasting, and memory efficiency in detail.</w:t>
             </w:r>
             <w:r>
               <w:rPr>
@@ -4865,7 +4867,7 @@
               <w:rPr>
                 <w:rFonts w:ascii="Times New Roman" w:hAnsi="Times New Roman"/>
               </w:rPr>
-              <w:t>K2</w:t>
+              <w:t>K4</w:t>
             </w:r>
           </w:p>
         </w:tc>
@@ -4889,7 +4891,7 @@
                 <w:sz w:val="24"/>
                 <w:szCs w:val="24"/>
               </w:rPr>
-              <w:t>CO3</w:t>
+              <w:t>CO2</w:t>
             </w:r>
           </w:p>
         </w:tc>
@@ -5522,7 +5524,7 @@
                 <w:rFonts w:ascii="Times New Roman" w:hAnsi="Times New Roman"/>
                 <w:sz w:val="24"/>
               </w:rPr>
-              <w:t>9</w:t>
+              <w:t>6</w:t>
             </w:r>
           </w:p>
         </w:tc>
@@ -5553,7 +5555,7 @@
                 <w:rFonts w:ascii="Times New Roman" w:hAnsi="Times New Roman"/>
                 <w:sz w:val="24"/>
               </w:rPr>
-              <w:t>2</w:t>
+              <w:t>4</w:t>
             </w:r>
           </w:p>
         </w:tc>
@@ -5584,6 +5586,7 @@
                 <w:rFonts w:ascii="Times New Roman" w:hAnsi="Times New Roman"/>
                 <w:sz w:val="24"/>
               </w:rPr>
+              <w:t>1</w:t>
             </w:r>
           </w:p>
         </w:tc>
@@ -5613,7 +5616,7 @@
                 <w:rFonts w:ascii="Times New Roman" w:hAnsi="Times New Roman"/>
                 <w:sz w:val="24"/>
               </w:rPr>
-              <w:t>2</w:t>
+              <w:t>1</w:t>
             </w:r>
           </w:p>
         </w:tc>
@@ -5703,7 +5706,7 @@
                 <w:rFonts w:ascii="Times New Roman" w:hAnsi="Times New Roman"/>
                 <w:sz w:val="24"/>
               </w:rPr>
-              <w:t>13</w:t>
+              <w:t>12</w:t>
             </w:r>
           </w:p>
         </w:tc>
@@ -5797,7 +5800,7 @@
                 <w:rFonts w:ascii="Times New Roman" w:hAnsi="Times New Roman"/>
                 <w:sz w:val="24"/>
               </w:rPr>
-              <w:t>1</w:t>
+              <w:t>3</w:t>
             </w:r>
           </w:p>
         </w:tc>
@@ -5828,7 +5831,6 @@
                 <w:rFonts w:ascii="Times New Roman" w:hAnsi="Times New Roman"/>
                 <w:sz w:val="24"/>
               </w:rPr>
-              <w:t>1</w:t>
             </w:r>
           </w:p>
         </w:tc>
@@ -5858,6 +5860,7 @@
                 <w:rFonts w:ascii="Times New Roman" w:hAnsi="Times New Roman"/>
                 <w:sz w:val="24"/>
               </w:rPr>
+              <w:t>1</w:t>
             </w:r>
           </w:p>
         </w:tc>
@@ -5947,7 +5950,7 @@
                 <w:rFonts w:ascii="Times New Roman" w:hAnsi="Times New Roman"/>
                 <w:sz w:val="24"/>
               </w:rPr>
-              <w:t>2</w:t>
+              <w:t>4</w:t>
             </w:r>
           </w:p>
         </w:tc>
@@ -6049,7 +6052,7 @@
                 <w:rFonts w:ascii="Times New Roman" w:hAnsi="Times New Roman"/>
                 <w:sz w:val="24"/>
               </w:rPr>
-              <w:t>3</w:t>
+              <w:t>2</w:t>
             </w:r>
           </w:p>
         </w:tc>
@@ -6198,7 +6201,7 @@
                 <w:rFonts w:ascii="Times New Roman" w:hAnsi="Times New Roman"/>
                 <w:sz w:val="24"/>
               </w:rPr>
-              <w:t>3</w:t>
+              <w:t>2</w:t>
             </w:r>
           </w:p>
         </w:tc>
@@ -6757,7 +6760,7 @@
                 <w:rFonts w:ascii="Times New Roman" w:hAnsi="Times New Roman"/>
                 <w:sz w:val="24"/>
               </w:rPr>
-              <w:t>9</w:t>
+              <w:t>6</w:t>
             </w:r>
           </w:p>
         </w:tc>
@@ -6788,7 +6791,7 @@
                 <w:rFonts w:ascii="Times New Roman" w:hAnsi="Times New Roman"/>
                 <w:sz w:val="24"/>
               </w:rPr>
-              <w:t>10</w:t>
+              <w:t>13</w:t>
             </w:r>
           </w:p>
         </w:tc>
@@ -7543,7 +7546,7 @@
                 <w:rFonts w:ascii="Times New Roman" w:hAnsi="Times New Roman"/>
                 <w:sz w:val="24"/>
               </w:rPr>
-              <w:t>18</w:t>
+              <w:t>12</w:t>
             </w:r>
           </w:p>
         </w:tc>
@@ -7573,7 +7576,7 @@
                 <w:rFonts w:ascii="Times New Roman" w:hAnsi="Times New Roman"/>
                 <w:sz w:val="24"/>
               </w:rPr>
-              <w:t>17</w:t>
+              <w:t>8</w:t>
             </w:r>
           </w:p>
         </w:tc>
@@ -7603,6 +7606,7 @@
                 <w:rFonts w:ascii="Times New Roman" w:hAnsi="Times New Roman"/>
                 <w:sz w:val="24"/>
               </w:rPr>
+              <w:t>13</w:t>
             </w:r>
           </w:p>
         </w:tc>
@@ -7631,7 +7635,7 @@
                 <w:rFonts w:ascii="Times New Roman" w:hAnsi="Times New Roman"/>
                 <w:sz w:val="24"/>
               </w:rPr>
-              <w:t>26</w:t>
+              <w:t>13</w:t>
             </w:r>
           </w:p>
         </w:tc>
@@ -7718,7 +7722,7 @@
                 <w:rFonts w:ascii="Times New Roman" w:hAnsi="Times New Roman"/>
                 <w:sz w:val="24"/>
               </w:rPr>
-              <w:t>61</w:t>
+              <w:t>46</w:t>
             </w:r>
           </w:p>
         </w:tc>
@@ -7811,7 +7815,7 @@
                 <w:rFonts w:ascii="Times New Roman" w:hAnsi="Times New Roman"/>
                 <w:sz w:val="24"/>
               </w:rPr>
-              <w:t>13</w:t>
+              <w:t>41</w:t>
             </w:r>
           </w:p>
         </w:tc>
@@ -7841,7 +7845,6 @@
                 <w:rFonts w:ascii="Times New Roman" w:hAnsi="Times New Roman"/>
                 <w:sz w:val="24"/>
               </w:rPr>
-              <w:t>13</w:t>
             </w:r>
           </w:p>
         </w:tc>
@@ -7870,6 +7873,7 @@
                 <w:rFonts w:ascii="Times New Roman" w:hAnsi="Times New Roman"/>
                 <w:sz w:val="24"/>
               </w:rPr>
+              <w:t>15</w:t>
             </w:r>
           </w:p>
         </w:tc>
@@ -7956,7 +7960,7 @@
                 <w:rFonts w:ascii="Times New Roman" w:hAnsi="Times New Roman"/>
                 <w:sz w:val="24"/>
               </w:rPr>
-              <w:t>26</w:t>
+              <w:t>56</w:t>
             </w:r>
           </w:p>
         </w:tc>
@@ -8056,7 +8060,7 @@
                 <w:rFonts w:ascii="Times New Roman" w:hAnsi="Times New Roman"/>
                 <w:sz w:val="24"/>
               </w:rPr>
-              <w:t>41</w:t>
+              <w:t>26</w:t>
             </w:r>
           </w:p>
         </w:tc>
@@ -8200,7 +8204,7 @@
                 <w:rFonts w:ascii="Times New Roman" w:hAnsi="Times New Roman"/>
                 <w:sz w:val="24"/>
               </w:rPr>
-              <w:t>41</w:t>
+              <w:t>26</w:t>
             </w:r>
           </w:p>
         </w:tc>
@@ -8744,7 +8748,7 @@
                 <w:rFonts w:ascii="Times New Roman" w:hAnsi="Times New Roman"/>
                 <w:sz w:val="24"/>
               </w:rPr>
-              <w:t>18</w:t>
+              <w:t>12</w:t>
             </w:r>
           </w:p>
         </w:tc>
@@ -8774,7 +8778,7 @@
                 <w:rFonts w:ascii="Times New Roman" w:hAnsi="Times New Roman"/>
                 <w:sz w:val="24"/>
               </w:rPr>
-              <w:t>123</w:t>
+              <w:t>127</w:t>
             </w:r>
           </w:p>
         </w:tc>
@@ -8833,7 +8837,7 @@
                 <w:rFonts w:ascii="Times New Roman" w:hAnsi="Times New Roman"/>
                 <w:sz w:val="24"/>
               </w:rPr>
-              <w:t>26</w:t>
+              <w:t>28</w:t>
             </w:r>
           </w:p>
         </w:tc>

--- a/backend/templates/Generated_Paper_OCS353.docx
+++ b/backend/templates/Generated_Paper_OCS353.docx
@@ -1342,7 +1342,7 @@
               <w:pStyle w:val="NormalWeb"/>
             </w:pPr>
             <w:r>
-              <w:t>List two benefits of Data Warehousing.</w:t>
+              <w:t>What are the main facets of data?</w:t>
             </w:r>
           </w:p>
         </w:tc>
@@ -1372,7 +1372,7 @@
                 <w:sz w:val="24"/>
                 <w:szCs w:val="24"/>
               </w:rPr>
-              <w:t>K2</w:t>
+              <w:t>K1</w:t>
             </w:r>
           </w:p>
         </w:tc>
@@ -1451,7 +1451,7 @@
               </w:rPr>
             </w:pPr>
             <w:r>
-              <w:t>Differentiate between Data Mining and Data Analysis.</w:t>
+              <w:t>Mention any two techniques of Data Mining.</w:t>
             </w:r>
           </w:p>
         </w:tc>
@@ -1480,7 +1480,7 @@
                 <w:sz w:val="24"/>
                 <w:szCs w:val="24"/>
               </w:rPr>
-              <w:t>K1</w:t>
+              <w:t>K2</w:t>
             </w:r>
           </w:p>
         </w:tc>
@@ -1551,7 +1551,7 @@
               <w:pStyle w:val="NormalWeb"/>
             </w:pPr>
             <w:r>
-              <w:t>What is a Data Warehouse?</w:t>
+              <w:t>State two uses of Data Mining.</w:t>
             </w:r>
           </w:p>
         </w:tc>
@@ -1646,7 +1646,7 @@
               <w:pStyle w:val="NormalWeb"/>
             </w:pPr>
             <w:r>
-              <w:t>Differentiate between OLAP and OLTP.</w:t>
+              <w:t>Differentiate between structured and unstructured data.</w:t>
             </w:r>
           </w:p>
         </w:tc>
@@ -1741,7 +1741,7 @@
               <w:pStyle w:val="NormalWeb"/>
             </w:pPr>
             <w:r>
-              <w:t>Give an example of a business using Data Warehousing.</w:t>
+              <w:t>Differentiate between Data Mining and Data Analysis.</w:t>
             </w:r>
           </w:p>
         </w:tc>
@@ -1956,7 +1956,7 @@
                 <w:sz w:val="24"/>
                 <w:szCs w:val="24"/>
               </w:rPr>
-              <w:t>K1</w:t>
+              <w:t>K2</w:t>
             </w:r>
           </w:p>
         </w:tc>
@@ -2034,7 +2034,7 @@
                 <w:sz w:val="24"/>
                 <w:szCs w:val="24"/>
               </w:rPr>
-              <w:t>Define mean and median.</w:t>
+              <w:t>What is a Data Warehouse?</w:t>
             </w:r>
           </w:p>
         </w:tc>
@@ -2127,7 +2127,7 @@
               <w:spacing w:before="0" w:beforeAutospacing="0" w:after="0" w:afterAutospacing="0"/>
             </w:pPr>
             <w:r>
-              <w:t>What is mode? Give an example.</w:t>
+              <w:t>List two benefits of Data Warehousing.</w:t>
             </w:r>
           </w:p>
         </w:tc>
@@ -2156,7 +2156,7 @@
                 <w:sz w:val="24"/>
                 <w:szCs w:val="24"/>
               </w:rPr>
-              <w:t>K2</w:t>
+              <w:t>K1</w:t>
             </w:r>
           </w:p>
         </w:tc>
@@ -2610,7 +2610,7 @@
                 <w:sz w:val="24"/>
                 <w:szCs w:val="24"/>
               </w:rPr>
-              <w:t>Discuss the applications of Data Mining in marketing, banking, and fraud detection.</w:t>
+              <w:t>Explain the major benefits of Data Science in modern industries with suitable examples.</w:t>
             </w:r>
           </w:p>
         </w:tc>
@@ -2638,7 +2638,7 @@
                 <w:sz w:val="24"/>
                 <w:szCs w:val="24"/>
               </w:rPr>
-              <w:t>K4</w:t>
+              <w:t>K2</w:t>
             </w:r>
           </w:p>
         </w:tc>
@@ -2826,7 +2826,7 @@
               </w:rPr>
             </w:pPr>
             <w:r>
-              <w:t>Differentiate between descriptive and predictive Data Mining approaches with examples.</w:t>
+              <w:t>Describe the different facets of data: structured, unstructured, and semi-structured with examples.</w:t>
             </w:r>
           </w:p>
         </w:tc>
@@ -2939,7 +2939,7 @@
               <w:pStyle w:val="NormalWeb"/>
             </w:pPr>
             <w:r>
-              <w:t>Write short notes on IPython Magic Commands with suitable examples.</w:t>
+              <w:t>Explain the features and advantages of the Python Shell.</w:t>
             </w:r>
             <w:r>
               <w:rPr>
@@ -3259,7 +3259,7 @@
               <w:pStyle w:val="NormalWeb"/>
             </w:pPr>
             <w:r>
-              <w:t>Explain the importance of labeled data in supervised learning.</w:t>
+              <w:t>Explain reinforcement learning and how it differs from supervised learning.</w:t>
             </w:r>
           </w:p>
         </w:tc>
@@ -3495,7 +3495,7 @@
                 <w:sz w:val="24"/>
                 <w:szCs w:val="24"/>
               </w:rPr>
-              <w:t>Discuss applications of unsupervised learning in business or real life.</w:t>
+              <w:t>Compare supervised, unsupervised, and semi-supervised learning with examples.</w:t>
             </w:r>
           </w:p>
         </w:tc>
@@ -3630,7 +3630,7 @@
               </w:rPr>
             </w:pPr>
             <w:r>
-              <w:t>Write a Python program to create and customize a histogram.</w:t>
+              <w:t>Explain 3D plotting in Matplotlib. Write a simple program to plot a 3D surface.</w:t>
             </w:r>
             <w:r/>
             <w:r/>
@@ -3859,7 +3859,7 @@
               <w:pStyle w:val="NormalWeb"/>
             </w:pPr>
             <w:r>
-              <w:t>Explain how legends and colors improve visualization in Matplotlib with examples.</w:t>
+              <w:t>What is Basemap? Demonstrate how it is used for geographic data visualization.</w:t>
             </w:r>
           </w:p>
         </w:tc>
@@ -3999,7 +3999,7 @@
               </w:rPr>
             </w:pPr>
             <w:r>
-              <w:t>Discuss the types of recommender systems with examples.</w:t>
+              <w:t>Explain the steps involved in data preparation for machine learning projects.</w:t>
             </w:r>
             <w:r>
               <w:rPr>
@@ -4253,7 +4253,7 @@
               </w:rPr>
             </w:pPr>
             <w:r>
-              <w:t>List and explain the tools and techniques needed for handling and analyzing large data.</w:t>
+              <w:t>Discuss the role of data cleaning and transformation in model performance.</w:t>
             </w:r>
             <w:r>
               <w:rPr>
@@ -4614,9 +4614,7 @@
                 <w:sz w:val="24"/>
                 <w:szCs w:val="24"/>
               </w:rPr>
-              <w:t xml:space="preserve">Describe in detail different methods of combining datasets in </w:t>
-              <w:br/>
-              <w:t>Pandas: concatenation, merging, and join operations with examples.</w:t>
+              <w:t>Elaborate on the case study of building a recommender system. Discuss different approaches, algorithms used, and challenges.</w:t>
             </w:r>
             <w:r>
               <w:rPr>
@@ -4678,7 +4676,7 @@
                 <w:sz w:val="24"/>
                 <w:szCs w:val="24"/>
               </w:rPr>
-              <w:t>CO2</w:t>
+              <w:t>CO5</w:t>
             </w:r>
           </w:p>
         </w:tc>
@@ -4836,7 +4834,7 @@
                 <w:sz w:val="22"/>
                 <w:szCs w:val="22"/>
               </w:rPr>
-              <w:t>Explain how NumPy and Pandas achieve high performance. Discuss vectorization, broadcasting, and memory efficiency in detail.</w:t>
+              <w:t>Explain how presentation of results and findings can influence decision-making in data science projects. Include visualization and storytelling aspects.</w:t>
             </w:r>
             <w:r>
               <w:rPr>
@@ -4867,7 +4865,7 @@
               <w:rPr>
                 <w:rFonts w:ascii="Times New Roman" w:hAnsi="Times New Roman"/>
               </w:rPr>
-              <w:t>K4</w:t>
+              <w:t>K2</w:t>
             </w:r>
           </w:p>
         </w:tc>
@@ -4891,7 +4889,7 @@
                 <w:sz w:val="24"/>
                 <w:szCs w:val="24"/>
               </w:rPr>
-              <w:t>CO2</w:t>
+              <w:t>CO5</w:t>
             </w:r>
           </w:p>
         </w:tc>
@@ -5555,7 +5553,7 @@
                 <w:rFonts w:ascii="Times New Roman" w:hAnsi="Times New Roman"/>
                 <w:sz w:val="24"/>
               </w:rPr>
-              <w:t>4</w:t>
+              <w:t>5</w:t>
             </w:r>
           </w:p>
         </w:tc>
@@ -5616,7 +5614,6 @@
                 <w:rFonts w:ascii="Times New Roman" w:hAnsi="Times New Roman"/>
                 <w:sz w:val="24"/>
               </w:rPr>
-              <w:t>1</w:t>
             </w:r>
           </w:p>
         </w:tc>
@@ -5800,7 +5797,7 @@
                 <w:rFonts w:ascii="Times New Roman" w:hAnsi="Times New Roman"/>
                 <w:sz w:val="24"/>
               </w:rPr>
-              <w:t>3</w:t>
+              <w:t>2</w:t>
             </w:r>
           </w:p>
         </w:tc>
@@ -5860,7 +5857,6 @@
                 <w:rFonts w:ascii="Times New Roman" w:hAnsi="Times New Roman"/>
                 <w:sz w:val="24"/>
               </w:rPr>
-              <w:t>1</w:t>
             </w:r>
           </w:p>
         </w:tc>
@@ -5950,7 +5946,7 @@
                 <w:rFonts w:ascii="Times New Roman" w:hAnsi="Times New Roman"/>
                 <w:sz w:val="24"/>
               </w:rPr>
-              <w:t>4</w:t>
+              <w:t>2</w:t>
             </w:r>
           </w:p>
         </w:tc>
@@ -6546,7 +6542,7 @@
                 <w:rFonts w:ascii="Times New Roman" w:hAnsi="Times New Roman"/>
                 <w:sz w:val="24"/>
               </w:rPr>
-              <w:t>2</w:t>
+              <w:t>4</w:t>
             </w:r>
           </w:p>
         </w:tc>
@@ -6695,7 +6691,7 @@
                 <w:rFonts w:ascii="Times New Roman" w:hAnsi="Times New Roman"/>
                 <w:sz w:val="24"/>
               </w:rPr>
-              <w:t>2</w:t>
+              <w:t>4</w:t>
             </w:r>
           </w:p>
         </w:tc>
@@ -6791,7 +6787,7 @@
                 <w:rFonts w:ascii="Times New Roman" w:hAnsi="Times New Roman"/>
                 <w:sz w:val="24"/>
               </w:rPr>
-              <w:t>13</w:t>
+              <w:t>15</w:t>
             </w:r>
           </w:p>
         </w:tc>
@@ -6852,7 +6848,7 @@
                 <w:rFonts w:ascii="Times New Roman" w:hAnsi="Times New Roman"/>
                 <w:sz w:val="24"/>
               </w:rPr>
-              <w:t>2</w:t>
+              <w:t>0</w:t>
             </w:r>
           </w:p>
         </w:tc>
@@ -7576,7 +7572,7 @@
                 <w:rFonts w:ascii="Times New Roman" w:hAnsi="Times New Roman"/>
                 <w:sz w:val="24"/>
               </w:rPr>
-              <w:t>8</w:t>
+              <w:t>21</w:t>
             </w:r>
           </w:p>
         </w:tc>
@@ -7635,7 +7631,6 @@
                 <w:rFonts w:ascii="Times New Roman" w:hAnsi="Times New Roman"/>
                 <w:sz w:val="24"/>
               </w:rPr>
-              <w:t>13</w:t>
             </w:r>
           </w:p>
         </w:tc>
@@ -7815,7 +7810,7 @@
                 <w:rFonts w:ascii="Times New Roman" w:hAnsi="Times New Roman"/>
                 <w:sz w:val="24"/>
               </w:rPr>
-              <w:t>41</w:t>
+              <w:t>26</w:t>
             </w:r>
           </w:p>
         </w:tc>
@@ -7873,7 +7868,6 @@
                 <w:rFonts w:ascii="Times New Roman" w:hAnsi="Times New Roman"/>
                 <w:sz w:val="24"/>
               </w:rPr>
-              <w:t>15</w:t>
             </w:r>
           </w:p>
         </w:tc>
@@ -7960,7 +7954,7 @@
                 <w:rFonts w:ascii="Times New Roman" w:hAnsi="Times New Roman"/>
                 <w:sz w:val="24"/>
               </w:rPr>
-              <w:t>56</w:t>
+              <w:t>26</w:t>
             </w:r>
           </w:p>
         </w:tc>
@@ -8540,7 +8534,7 @@
                 <w:rFonts w:ascii="Times New Roman" w:hAnsi="Times New Roman"/>
                 <w:sz w:val="24"/>
               </w:rPr>
-              <w:t>26</w:t>
+              <w:t>56</w:t>
             </w:r>
           </w:p>
         </w:tc>
@@ -8684,7 +8678,7 @@
                 <w:rFonts w:ascii="Times New Roman" w:hAnsi="Times New Roman"/>
                 <w:sz w:val="24"/>
               </w:rPr>
-              <w:t>26</w:t>
+              <w:t>56</w:t>
             </w:r>
           </w:p>
         </w:tc>
@@ -8778,7 +8772,7 @@
                 <w:rFonts w:ascii="Times New Roman" w:hAnsi="Times New Roman"/>
                 <w:sz w:val="24"/>
               </w:rPr>
-              <w:t>127</w:t>
+              <w:t>155</w:t>
             </w:r>
           </w:p>
         </w:tc>
@@ -8837,7 +8831,7 @@
                 <w:rFonts w:ascii="Times New Roman" w:hAnsi="Times New Roman"/>
                 <w:sz w:val="24"/>
               </w:rPr>
-              <w:t>28</w:t>
+              <w:t>0</w:t>
             </w:r>
           </w:p>
         </w:tc>

--- a/backend/templates/Generated_Paper_OCS353.docx
+++ b/backend/templates/Generated_Paper_OCS353.docx
@@ -29,7 +29,6 @@
           <w:sz w:val="24"/>
           <w:szCs w:val="24"/>
         </w:rPr>
-        <w:t>II</w:t>
       </w:r>
     </w:p>
     <w:p>
@@ -535,7 +534,6 @@
           <w:szCs w:val="28"/>
           <w:u w:val="single"/>
         </w:rPr>
-        <w:t>MODEL</w:t>
       </w:r>
       <w:r>
         <w:rPr>
@@ -545,7 +543,6 @@
           <w:szCs w:val="28"/>
           <w:u w:val="single"/>
         </w:rPr>
-        <w:t xml:space="preserve"> EXAMINATION</w:t>
       </w:r>
     </w:p>
     <w:p>
@@ -784,7 +781,6 @@
           <w:sz w:val="26"/>
           <w:szCs w:val="24"/>
         </w:rPr>
-        <w:t>BE/BTECH/</w:t>
       </w:r>
       <w:r>
         <w:rPr>
@@ -792,7 +788,6 @@
           <w:sz w:val="20"/>
           <w:szCs w:val="20"/>
         </w:rPr>
-        <w:t xml:space="preserve"> </w:t>
       </w:r>
       <w:r>
         <w:rPr>
@@ -800,7 +795,6 @@
           <w:sz w:val="20"/>
           <w:szCs w:val="20"/>
         </w:rPr>
-        <w:t>CIVIL</w:t>
       </w:r>
       <w:r>
         <w:rPr>
@@ -808,7 +802,6 @@
           <w:sz w:val="20"/>
           <w:szCs w:val="20"/>
         </w:rPr>
-        <w:t>/AERO/MECH/EEE/TEXT/VII</w:t>
       </w:r>
     </w:p>
     <w:p>
@@ -837,7 +830,6 @@
           <w:sz w:val="26"/>
           <w:szCs w:val="24"/>
         </w:rPr>
-        <w:t>3</w:t>
       </w:r>
       <w:r>
         <w:rPr>
@@ -846,7 +838,6 @@
           <w:sz w:val="26"/>
           <w:szCs w:val="24"/>
         </w:rPr>
-        <w:t xml:space="preserve"> H</w:t>
       </w:r>
       <w:r>
         <w:rPr>
@@ -855,7 +846,6 @@
           <w:sz w:val="26"/>
           <w:szCs w:val="24"/>
         </w:rPr>
-        <w:t>o</w:t>
       </w:r>
       <w:r>
         <w:rPr>
@@ -864,7 +854,6 @@
           <w:sz w:val="26"/>
           <w:szCs w:val="24"/>
         </w:rPr>
-        <w:t>urs</w:t>
       </w:r>
       <w:r>
         <w:rPr>
@@ -1342,7 +1331,7 @@
               <w:pStyle w:val="NormalWeb"/>
             </w:pPr>
             <w:r>
-              <w:t>What are the main facets of data?</w:t>
+              <w:t>Define Data Science.</w:t>
             </w:r>
           </w:p>
         </w:tc>
@@ -1451,7 +1440,7 @@
               </w:rPr>
             </w:pPr>
             <w:r>
-              <w:t>Mention any two techniques of Data Mining.</w:t>
+              <w:t>List two major benefits of Data Science in business.</w:t>
             </w:r>
           </w:p>
         </w:tc>
@@ -1480,7 +1469,7 @@
                 <w:sz w:val="24"/>
                 <w:szCs w:val="24"/>
               </w:rPr>
-              <w:t>K2</w:t>
+              <w:t>K1</w:t>
             </w:r>
           </w:p>
         </w:tc>
@@ -1551,7 +1540,7 @@
               <w:pStyle w:val="NormalWeb"/>
             </w:pPr>
             <w:r>
-              <w:t>State two uses of Data Mining.</w:t>
+              <w:t>Mention two advantages of Jupyter Notebook.</w:t>
             </w:r>
           </w:p>
         </w:tc>
@@ -1604,7 +1593,7 @@
                 <w:sz w:val="24"/>
                 <w:szCs w:val="24"/>
               </w:rPr>
-              <w:t>CO1</w:t>
+              <w:t>CO2</w:t>
             </w:r>
           </w:p>
         </w:tc>
@@ -1646,7 +1635,7 @@
               <w:pStyle w:val="NormalWeb"/>
             </w:pPr>
             <w:r>
-              <w:t>Differentiate between structured and unstructured data.</w:t>
+              <w:t>Define IPython magic commands with an example.</w:t>
             </w:r>
           </w:p>
         </w:tc>
@@ -1670,7 +1659,7 @@
                 <w:sz w:val="24"/>
                 <w:szCs w:val="24"/>
               </w:rPr>
-              <w:t>K2</w:t>
+              <w:t>K1</w:t>
             </w:r>
           </w:p>
         </w:tc>
@@ -1699,7 +1688,7 @@
                 <w:sz w:val="24"/>
                 <w:szCs w:val="24"/>
               </w:rPr>
-              <w:t>CO1</w:t>
+              <w:t>CO2</w:t>
             </w:r>
           </w:p>
         </w:tc>
@@ -1741,7 +1730,7 @@
               <w:pStyle w:val="NormalWeb"/>
             </w:pPr>
             <w:r>
-              <w:t>Differentiate between Data Mining and Data Analysis.</w:t>
+              <w:t>Define model training and model evaluation.</w:t>
             </w:r>
           </w:p>
         </w:tc>
@@ -1790,7 +1779,7 @@
                 <w:sz w:val="24"/>
                 <w:szCs w:val="24"/>
               </w:rPr>
-              <w:t>CO1</w:t>
+              <w:t>CO3</w:t>
             </w:r>
           </w:p>
         </w:tc>
@@ -1834,7 +1823,7 @@
               <w:rPr>
                 <w:rFonts w:ascii="Times New Roman" w:hAnsi="Times New Roman"/>
               </w:rPr>
-              <w:t>What is a Data Warehouse?</w:t>
+              <w:t>What is the role of feature selection in the modeling process?</w:t>
             </w:r>
           </w:p>
         </w:tc>
@@ -1854,7 +1843,7 @@
               <w:rPr>
                 <w:rFonts w:ascii="Times New Roman" w:hAnsi="Times New Roman"/>
               </w:rPr>
-              <w:t>K1</w:t>
+              <w:t>K2</w:t>
             </w:r>
           </w:p>
         </w:tc>
@@ -1883,7 +1872,7 @@
                 <w:sz w:val="24"/>
                 <w:szCs w:val="24"/>
               </w:rPr>
-              <w:t>CO1</w:t>
+              <w:t>CO3</w:t>
             </w:r>
           </w:p>
         </w:tc>
@@ -1932,7 +1921,7 @@
                 <w:sz w:val="24"/>
                 <w:szCs w:val="24"/>
               </w:rPr>
-              <w:t>List two benefits of Data Warehousing.</w:t>
+              <w:t>Differentiate between plot() and scatter() functions in Matplotlib.</w:t>
             </w:r>
           </w:p>
         </w:tc>
@@ -1985,7 +1974,7 @@
                 <w:sz w:val="24"/>
                 <w:szCs w:val="24"/>
               </w:rPr>
-              <w:t>CO1</w:t>
+              <w:t>CO4</w:t>
             </w:r>
           </w:p>
         </w:tc>
@@ -2034,7 +2023,7 @@
                 <w:sz w:val="24"/>
                 <w:szCs w:val="24"/>
               </w:rPr>
-              <w:t>What is a Data Warehouse?</w:t>
+              <w:t>Give an example of a simple line plot using Matplotlib.</w:t>
             </w:r>
           </w:p>
         </w:tc>
@@ -2087,7 +2076,7 @@
                 <w:sz w:val="24"/>
                 <w:szCs w:val="24"/>
               </w:rPr>
-              <w:t>CO1</w:t>
+              <w:t>CO4</w:t>
             </w:r>
           </w:p>
         </w:tc>
@@ -2127,7 +2116,7 @@
               <w:spacing w:before="0" w:beforeAutospacing="0" w:after="0" w:afterAutospacing="0"/>
             </w:pPr>
             <w:r>
-              <w:t>List two benefits of Data Warehousing.</w:t>
+              <w:t>What is feature engineering?</w:t>
             </w:r>
           </w:p>
         </w:tc>
@@ -2185,7 +2174,7 @@
                 <w:sz w:val="24"/>
                 <w:szCs w:val="24"/>
               </w:rPr>
-              <w:t>CO1</w:t>
+              <w:t>CO5</w:t>
             </w:r>
           </w:p>
         </w:tc>
@@ -2234,7 +2223,7 @@
               </w:rPr>
             </w:pPr>
             <w:r>
-              <w:t>What is variance in statistics?</w:t>
+              <w:t>Define model building in machine learning.</w:t>
             </w:r>
             <w:r/>
           </w:p>
@@ -2264,7 +2253,7 @@
                 <w:sz w:val="24"/>
                 <w:szCs w:val="24"/>
               </w:rPr>
-              <w:t>K2</w:t>
+              <w:t>K1</w:t>
             </w:r>
           </w:p>
         </w:tc>
@@ -2293,7 +2282,7 @@
                 <w:sz w:val="24"/>
                 <w:szCs w:val="24"/>
               </w:rPr>
-              <w:t>CO1</w:t>
+              <w:t>CO5</w:t>
             </w:r>
           </w:p>
         </w:tc>
@@ -2610,7 +2599,7 @@
                 <w:sz w:val="24"/>
                 <w:szCs w:val="24"/>
               </w:rPr>
-              <w:t>Explain the major benefits of Data Science in modern industries with suitable examples.</w:t>
+              <w:t>Discuss the importance of defining research goals in a Data Science project. Give an example.</w:t>
             </w:r>
           </w:p>
         </w:tc>
@@ -2638,7 +2627,7 @@
                 <w:sz w:val="24"/>
                 <w:szCs w:val="24"/>
               </w:rPr>
-              <w:t>K2</w:t>
+              <w:t>K4</w:t>
             </w:r>
           </w:p>
         </w:tc>
@@ -2826,7 +2815,7 @@
               </w:rPr>
             </w:pPr>
             <w:r>
-              <w:t>Describe the different facets of data: structured, unstructured, and semi-structured with examples.</w:t>
+              <w:t>Write in detail about data retrieval methods from multiple sources in Data Science.</w:t>
             </w:r>
           </w:p>
         </w:tc>
@@ -2851,7 +2840,7 @@
                 <w:sz w:val="24"/>
                 <w:szCs w:val="24"/>
               </w:rPr>
-              <w:t>K3</w:t>
+              <w:t>K4</w:t>
             </w:r>
           </w:p>
         </w:tc>
@@ -2939,7 +2928,7 @@
               <w:pStyle w:val="NormalWeb"/>
             </w:pPr>
             <w:r>
-              <w:t>Explain the features and advantages of the Python Shell.</w:t>
+              <w:t>Write a note on fancy indexing in NumPy with examples.</w:t>
             </w:r>
             <w:r>
               <w:rPr>
@@ -2965,7 +2954,7 @@
               <w:rPr>
                 <w:rFonts w:ascii="Times New Roman" w:hAnsi="Times New Roman"/>
               </w:rPr>
-              <w:t>K2</w:t>
+              <w:t>K4</w:t>
             </w:r>
           </w:p>
         </w:tc>
@@ -3139,7 +3128,7 @@
               <w:pStyle w:val="NormalWeb"/>
             </w:pPr>
             <w:r>
-              <w:t>Differentiate between NumPy arrays and Python lists with examples.</w:t>
+              <w:t>Write short notes on handling missing data in Pandas.</w:t>
             </w:r>
             <w:r>
               <w:rPr>
@@ -3259,7 +3248,7 @@
               <w:pStyle w:val="NormalWeb"/>
             </w:pPr>
             <w:r>
-              <w:t>Explain reinforcement learning and how it differs from supervised learning.</w:t>
+              <w:t>Explain the importance of labeled data in supervised learning.</w:t>
             </w:r>
           </w:p>
         </w:tc>
@@ -3495,7 +3484,7 @@
                 <w:sz w:val="24"/>
                 <w:szCs w:val="24"/>
               </w:rPr>
-              <w:t>Compare supervised, unsupervised, and semi-supervised learning with examples.</w:t>
+              <w:t>Discuss statistical methods for detecting outliers.</w:t>
             </w:r>
           </w:p>
         </w:tc>
@@ -3630,7 +3619,7 @@
               </w:rPr>
             </w:pPr>
             <w:r>
-              <w:t>Explain 3D plotting in Matplotlib. Write a simple program to plot a 3D surface.</w:t>
+              <w:t>What is Basemap? Demonstrate how it is used for geographic data visualization.</w:t>
             </w:r>
             <w:r/>
             <w:r/>
@@ -3859,7 +3848,7 @@
               <w:pStyle w:val="NormalWeb"/>
             </w:pPr>
             <w:r>
-              <w:t>What is Basemap? Demonstrate how it is used for geographic data visualization.</w:t>
+              <w:t>Write a Python program using Seaborn to display a histogram and scatter plot.</w:t>
             </w:r>
           </w:p>
         </w:tc>
@@ -3999,7 +3988,7 @@
               </w:rPr>
             </w:pPr>
             <w:r>
-              <w:t>Explain the steps involved in data preparation for machine learning projects.</w:t>
+              <w:t>Explain the case study of predicting malicious URLs with suitable techniques.</w:t>
             </w:r>
             <w:r>
               <w:rPr>
@@ -4253,7 +4242,7 @@
               </w:rPr>
             </w:pPr>
             <w:r>
-              <w:t>Discuss the role of data cleaning and transformation in model performance.</w:t>
+              <w:t>Write short notes on the case study of building a recommender system.</w:t>
             </w:r>
             <w:r>
               <w:rPr>
@@ -5522,7 +5511,7 @@
                 <w:rFonts w:ascii="Times New Roman" w:hAnsi="Times New Roman"/>
                 <w:sz w:val="24"/>
               </w:rPr>
-              <w:t>6</w:t>
+              <w:t>2</w:t>
             </w:r>
           </w:p>
         </w:tc>
@@ -5553,7 +5542,6 @@
                 <w:rFonts w:ascii="Times New Roman" w:hAnsi="Times New Roman"/>
                 <w:sz w:val="24"/>
               </w:rPr>
-              <w:t>5</w:t>
             </w:r>
           </w:p>
         </w:tc>
@@ -5584,7 +5572,6 @@
                 <w:rFonts w:ascii="Times New Roman" w:hAnsi="Times New Roman"/>
                 <w:sz w:val="24"/>
               </w:rPr>
-              <w:t>1</w:t>
             </w:r>
           </w:p>
         </w:tc>
@@ -5614,6 +5601,7 @@
                 <w:rFonts w:ascii="Times New Roman" w:hAnsi="Times New Roman"/>
                 <w:sz w:val="24"/>
               </w:rPr>
+              <w:t>2</w:t>
             </w:r>
           </w:p>
         </w:tc>
@@ -5703,7 +5691,7 @@
                 <w:rFonts w:ascii="Times New Roman" w:hAnsi="Times New Roman"/>
                 <w:sz w:val="24"/>
               </w:rPr>
-              <w:t>12</w:t>
+              <w:t>4</w:t>
             </w:r>
           </w:p>
         </w:tc>
@@ -5767,6 +5755,7 @@
                 <w:rFonts w:ascii="Times New Roman" w:hAnsi="Times New Roman"/>
                 <w:sz w:val="24"/>
               </w:rPr>
+              <w:t>2</w:t>
             </w:r>
           </w:p>
         </w:tc>
@@ -5797,7 +5786,7 @@
                 <w:rFonts w:ascii="Times New Roman" w:hAnsi="Times New Roman"/>
                 <w:sz w:val="24"/>
               </w:rPr>
-              <w:t>2</w:t>
+              <w:t>1</w:t>
             </w:r>
           </w:p>
         </w:tc>
@@ -5857,6 +5846,7 @@
                 <w:rFonts w:ascii="Times New Roman" w:hAnsi="Times New Roman"/>
                 <w:sz w:val="24"/>
               </w:rPr>
+              <w:t>1</w:t>
             </w:r>
           </w:p>
         </w:tc>
@@ -5946,7 +5936,7 @@
                 <w:rFonts w:ascii="Times New Roman" w:hAnsi="Times New Roman"/>
                 <w:sz w:val="24"/>
               </w:rPr>
-              <w:t>2</w:t>
+              <w:t>4</w:t>
             </w:r>
           </w:p>
         </w:tc>
@@ -6018,6 +6008,7 @@
                 <w:rFonts w:ascii="Times New Roman" w:hAnsi="Times New Roman"/>
                 <w:sz w:val="24"/>
               </w:rPr>
+              <w:t>1</w:t>
             </w:r>
           </w:p>
         </w:tc>
@@ -6048,7 +6039,7 @@
                 <w:rFonts w:ascii="Times New Roman" w:hAnsi="Times New Roman"/>
                 <w:sz w:val="24"/>
               </w:rPr>
-              <w:t>2</w:t>
+              <w:t>3</w:t>
             </w:r>
           </w:p>
         </w:tc>
@@ -6197,7 +6188,7 @@
                 <w:rFonts w:ascii="Times New Roman" w:hAnsi="Times New Roman"/>
                 <w:sz w:val="24"/>
               </w:rPr>
-              <w:t>2</w:t>
+              <w:t>4</w:t>
             </w:r>
           </w:p>
         </w:tc>
@@ -6269,6 +6260,7 @@
                 <w:rFonts w:ascii="Times New Roman" w:hAnsi="Times New Roman"/>
                 <w:sz w:val="24"/>
               </w:rPr>
+              <w:t>1</w:t>
             </w:r>
           </w:p>
         </w:tc>
@@ -6299,7 +6291,7 @@
                 <w:rFonts w:ascii="Times New Roman" w:hAnsi="Times New Roman"/>
                 <w:sz w:val="24"/>
               </w:rPr>
-              <w:t>2</w:t>
+              <w:t>3</w:t>
             </w:r>
           </w:p>
         </w:tc>
@@ -6448,7 +6440,7 @@
                 <w:rFonts w:ascii="Times New Roman" w:hAnsi="Times New Roman"/>
                 <w:sz w:val="24"/>
               </w:rPr>
-              <w:t>2</w:t>
+              <w:t>4</w:t>
             </w:r>
           </w:p>
         </w:tc>
@@ -6512,6 +6504,7 @@
                 <w:rFonts w:ascii="Times New Roman" w:hAnsi="Times New Roman"/>
                 <w:sz w:val="24"/>
               </w:rPr>
+              <w:t>2</w:t>
             </w:r>
           </w:p>
         </w:tc>
@@ -6691,7 +6684,7 @@
                 <w:rFonts w:ascii="Times New Roman" w:hAnsi="Times New Roman"/>
                 <w:sz w:val="24"/>
               </w:rPr>
-              <w:t>4</w:t>
+              <w:t>6</w:t>
             </w:r>
           </w:p>
         </w:tc>
@@ -6756,7 +6749,7 @@
                 <w:rFonts w:ascii="Times New Roman" w:hAnsi="Times New Roman"/>
                 <w:sz w:val="24"/>
               </w:rPr>
-              <w:t>6</w:t>
+              <w:t>8</w:t>
             </w:r>
           </w:p>
         </w:tc>
@@ -6787,7 +6780,7 @@
                 <w:rFonts w:ascii="Times New Roman" w:hAnsi="Times New Roman"/>
                 <w:sz w:val="24"/>
               </w:rPr>
-              <w:t>15</w:t>
+              <w:t>11</w:t>
             </w:r>
           </w:p>
         </w:tc>
@@ -6818,7 +6811,7 @@
                 <w:rFonts w:ascii="Times New Roman" w:hAnsi="Times New Roman"/>
                 <w:sz w:val="24"/>
               </w:rPr>
-              <w:t>1</w:t>
+              <w:t>0</w:t>
             </w:r>
           </w:p>
         </w:tc>
@@ -6848,7 +6841,7 @@
                 <w:rFonts w:ascii="Times New Roman" w:hAnsi="Times New Roman"/>
                 <w:sz w:val="24"/>
               </w:rPr>
-              <w:t>0</w:t>
+              <w:t>3</w:t>
             </w:r>
           </w:p>
         </w:tc>
@@ -7542,7 +7535,7 @@
                 <w:rFonts w:ascii="Times New Roman" w:hAnsi="Times New Roman"/>
                 <w:sz w:val="24"/>
               </w:rPr>
-              <w:t>12</w:t>
+              <w:t>4</w:t>
             </w:r>
           </w:p>
         </w:tc>
@@ -7572,7 +7565,6 @@
                 <w:rFonts w:ascii="Times New Roman" w:hAnsi="Times New Roman"/>
                 <w:sz w:val="24"/>
               </w:rPr>
-              <w:t>21</w:t>
             </w:r>
           </w:p>
         </w:tc>
@@ -7602,7 +7594,6 @@
                 <w:rFonts w:ascii="Times New Roman" w:hAnsi="Times New Roman"/>
                 <w:sz w:val="24"/>
               </w:rPr>
-              <w:t>13</w:t>
             </w:r>
           </w:p>
         </w:tc>
@@ -7631,6 +7622,7 @@
                 <w:rFonts w:ascii="Times New Roman" w:hAnsi="Times New Roman"/>
                 <w:sz w:val="24"/>
               </w:rPr>
+              <w:t>26</w:t>
             </w:r>
           </w:p>
         </w:tc>
@@ -7717,7 +7709,7 @@
                 <w:rFonts w:ascii="Times New Roman" w:hAnsi="Times New Roman"/>
                 <w:sz w:val="24"/>
               </w:rPr>
-              <w:t>46</w:t>
+              <w:t>30</w:t>
             </w:r>
           </w:p>
         </w:tc>
@@ -7781,6 +7773,7 @@
                 <w:rFonts w:ascii="Times New Roman" w:hAnsi="Times New Roman"/>
                 <w:sz w:val="24"/>
               </w:rPr>
+              <w:t>4</w:t>
             </w:r>
           </w:p>
         </w:tc>
@@ -7810,7 +7803,7 @@
                 <w:rFonts w:ascii="Times New Roman" w:hAnsi="Times New Roman"/>
                 <w:sz w:val="24"/>
               </w:rPr>
-              <w:t>26</w:t>
+              <w:t>13</w:t>
             </w:r>
           </w:p>
         </w:tc>
@@ -7868,6 +7861,7 @@
                 <w:rFonts w:ascii="Times New Roman" w:hAnsi="Times New Roman"/>
                 <w:sz w:val="24"/>
               </w:rPr>
+              <w:t>13</w:t>
             </w:r>
           </w:p>
         </w:tc>
@@ -7954,7 +7948,7 @@
                 <w:rFonts w:ascii="Times New Roman" w:hAnsi="Times New Roman"/>
                 <w:sz w:val="24"/>
               </w:rPr>
-              <w:t>26</w:t>
+              <w:t>30</w:t>
             </w:r>
           </w:p>
         </w:tc>
@@ -8025,6 +8019,7 @@
                 <w:rFonts w:ascii="Times New Roman" w:hAnsi="Times New Roman"/>
                 <w:sz w:val="24"/>
               </w:rPr>
+              <w:t>2</w:t>
             </w:r>
           </w:p>
         </w:tc>
@@ -8054,7 +8049,7 @@
                 <w:rFonts w:ascii="Times New Roman" w:hAnsi="Times New Roman"/>
                 <w:sz w:val="24"/>
               </w:rPr>
-              <w:t>26</w:t>
+              <w:t>28</w:t>
             </w:r>
           </w:p>
         </w:tc>
@@ -8198,7 +8193,7 @@
                 <w:rFonts w:ascii="Times New Roman" w:hAnsi="Times New Roman"/>
                 <w:sz w:val="24"/>
               </w:rPr>
-              <w:t>26</w:t>
+              <w:t>30</w:t>
             </w:r>
           </w:p>
         </w:tc>
@@ -8269,6 +8264,7 @@
                 <w:rFonts w:ascii="Times New Roman" w:hAnsi="Times New Roman"/>
                 <w:sz w:val="24"/>
               </w:rPr>
+              <w:t>2</w:t>
             </w:r>
           </w:p>
         </w:tc>
@@ -8298,7 +8294,7 @@
                 <w:rFonts w:ascii="Times New Roman" w:hAnsi="Times New Roman"/>
                 <w:sz w:val="24"/>
               </w:rPr>
-              <w:t>26</w:t>
+              <w:t>28</w:t>
             </w:r>
           </w:p>
         </w:tc>
@@ -8442,7 +8438,7 @@
                 <w:rFonts w:ascii="Times New Roman" w:hAnsi="Times New Roman"/>
                 <w:sz w:val="24"/>
               </w:rPr>
-              <w:t>26</w:t>
+              <w:t>30</w:t>
             </w:r>
           </w:p>
         </w:tc>
@@ -8505,6 +8501,7 @@
                 <w:rFonts w:ascii="Times New Roman" w:hAnsi="Times New Roman"/>
                 <w:sz w:val="24"/>
               </w:rPr>
+              <w:t>4</w:t>
             </w:r>
           </w:p>
         </w:tc>
@@ -8678,7 +8675,7 @@
                 <w:rFonts w:ascii="Times New Roman" w:hAnsi="Times New Roman"/>
                 <w:sz w:val="24"/>
               </w:rPr>
-              <w:t>56</w:t>
+              <w:t>60</w:t>
             </w:r>
           </w:p>
         </w:tc>
@@ -8742,7 +8739,7 @@
                 <w:rFonts w:ascii="Times New Roman" w:hAnsi="Times New Roman"/>
                 <w:sz w:val="24"/>
               </w:rPr>
-              <w:t>12</w:t>
+              <w:t>16</w:t>
             </w:r>
           </w:p>
         </w:tc>
@@ -8772,7 +8769,7 @@
                 <w:rFonts w:ascii="Times New Roman" w:hAnsi="Times New Roman"/>
                 <w:sz w:val="24"/>
               </w:rPr>
-              <w:t>155</w:t>
+              <w:t>125</w:t>
             </w:r>
           </w:p>
         </w:tc>
@@ -8802,7 +8799,7 @@
                 <w:rFonts w:ascii="Times New Roman" w:hAnsi="Times New Roman"/>
                 <w:sz w:val="24"/>
               </w:rPr>
-              <w:t>13</w:t>
+              <w:t>0</w:t>
             </w:r>
           </w:p>
         </w:tc>
@@ -8831,7 +8828,7 @@
                 <w:rFonts w:ascii="Times New Roman" w:hAnsi="Times New Roman"/>
                 <w:sz w:val="24"/>
               </w:rPr>
-              <w:t>0</w:t>
+              <w:t>39</w:t>
             </w:r>
           </w:p>
         </w:tc>
